--- a/Part-Two-Ch09-The-Second-Founding/The Impeachment of Johnson.docx
+++ b/Part-Two-Ch09-The-Second-Founding/The Impeachment of Johnson.docx
@@ -9,25 +9,22 @@
         <w:tblLook w:firstColumn="1" w:firstRow="1" w:lastColumn="0" w:lastRow="0" w:noHBand="0" w:noVBand="1" w:val="04A0"/>
       </w:tblPr>
       <w:tblGrid>
-        <w:gridCol w:w="9936"/>
+        <w:gridCol w:w="10224"/>
       </w:tblGrid>
       <w:tr>
         <w:tc>
           <w:tcPr>
-            <w:tcW w:type="dxa" w:w="9936"/>
+            <w:tcW w:type="dxa" w:w="10224"/>
             <w:shd w:val="clear" w:fill="B1442F"/>
           </w:tcPr>
           <w:p>
-            <w:pPr>
-              <w:jc w:val="left"/>
-            </w:pPr>
             <w:r>
               <w:rPr>
                 <w:b/>
                 <w:color w:val="FFE6DE"/>
                 <w:sz w:val="18"/>
               </w:rPr>
-              <w:t>CHAPTER 9 · DEEP DIVE · A HOUSE DIVIDED</w:t>
+              <w:t>PROMISE &amp; PRACTICE  ·  DEEP DIVE  ·  SOURCE ANALYSIS</w:t>
             </w:r>
           </w:p>
           <w:p>
@@ -35,18 +32,19 @@
               <w:rPr>
                 <w:b/>
                 <w:color w:val="FFFFFF"/>
-                <w:sz w:val="40"/>
+                <w:sz w:val="42"/>
               </w:rPr>
-              <w:t>The Impeachment of Johnson</w:t>
+              <w:t>The Impeachment of Johnson — A House Divided</w:t>
             </w:r>
           </w:p>
           <w:p>
             <w:r>
               <w:rPr>
+                <w:i/>
                 <w:color w:val="FFE6DE"/>
-                <w:sz w:val="21"/>
+                <w:sz w:val="22"/>
               </w:rPr>
-              <w:t>The bitter war between the president and Congress that ended one vote short of removing a president for the first time. 1868.</w:t>
+              <w:t>One Vote From Removal</w:t>
             </w:r>
           </w:p>
         </w:tc>
@@ -64,7 +62,7 @@
         <w:rPr>
           <w:sz w:val="21"/>
         </w:rPr>
-        <w:t xml:space="preserve">__________________________    </w:t>
+        <w:t xml:space="preserve">______________________________    </w:t>
       </w:r>
       <w:r>
         <w:rPr>
@@ -90,30 +88,177 @@
         <w:rPr>
           <w:sz w:val="21"/>
         </w:rPr>
-        <w:t>______________</w:t>
+        <w:t>________________</w:t>
+      </w:r>
+    </w:p>
+    <w:tbl>
+      <w:tblPr>
+        <w:tblW w:type="auto" w:w="0"/>
+        <w:tblLayout w:type="autofit"/>
+        <w:tblLook w:firstColumn="1" w:firstRow="1" w:lastColumn="0" w:lastRow="0" w:noHBand="0" w:noVBand="1" w:val="04A0"/>
+      </w:tblPr>
+      <w:tblGrid>
+        <w:gridCol w:w="10224"/>
+      </w:tblGrid>
+      <w:tr>
+        <w:tc>
+          <w:tcPr>
+            <w:tcW w:type="dxa" w:w="10224"/>
+            <w:shd w:val="clear" w:fill="f4c04e"/>
+          </w:tcPr>
+          <w:p>
+            <w:r>
+              <w:rPr>
+                <w:b/>
+                <w:color w:val="5A4512"/>
+                <w:sz w:val="19"/>
+              </w:rPr>
+              <w:t xml:space="preserve">WHAT I CAN DO TODAY   </w:t>
+            </w:r>
+            <w:r>
+              <w:rPr>
+                <w:color w:val="5A4512"/>
+                <w:sz w:val="21"/>
+              </w:rPr>
+              <w:t>I can read primary sources about The Impeachment of Johnson — A House Divided, weigh who made each one and why, and use evidence to answer historical questions.</w:t>
+            </w:r>
+          </w:p>
+        </w:tc>
+      </w:tr>
+    </w:tbl>
+    <w:p>
+      <w:r>
+        <w:rPr>
+          <w:b/>
+          <w:color w:val="B1442F"/>
+        </w:rPr>
+        <w:t xml:space="preserve">Directions. </w:t>
+      </w:r>
+      <w:r>
+        <w:rPr>
+          <w:sz w:val="22"/>
+        </w:rPr>
+        <w:t>Trace the chain of events — and weigh the effects of the choice the Senate made</w:t>
       </w:r>
     </w:p>
     <w:p/>
     <w:p>
       <w:r>
         <w:rPr>
+          <w:b/>
+          <w:color w:val="B1442F"/>
+          <w:sz w:val="26"/>
+        </w:rPr>
+        <w:t>THE SOURCES</w:t>
+      </w:r>
+    </w:p>
+    <w:p>
+      <w:pPr>
+        <w:spacing w:before="160"/>
+      </w:pPr>
+      <w:r>
+        <w:rPr>
+          <w:b/>
+          <w:color w:val="1C1714"/>
+          <w:sz w:val="23"/>
+        </w:rPr>
+        <w:t>THE IMAGE · 1868  —  The impeachment trial</w:t>
+      </w:r>
+    </w:p>
+    <w:p>
+      <w:pPr>
+        <w:jc w:val="center"/>
+      </w:pPr>
+      <w:r>
+        <w:drawing>
+          <wp:inline xmlns:a="http://schemas.openxmlformats.org/drawingml/2006/main" xmlns:pic="http://schemas.openxmlformats.org/drawingml/2006/picture">
+            <wp:extent cx="3931920" cy="3145536"/>
+            <wp:docPr id="1" name="Picture 1"/>
+            <wp:cNvGraphicFramePr>
+              <a:graphicFrameLocks noChangeAspect="1"/>
+            </wp:cNvGraphicFramePr>
+            <a:graphic>
+              <a:graphicData uri="http://schemas.openxmlformats.org/drawingml/2006/picture">
+                <pic:pic>
+                  <pic:nvPicPr>
+                    <pic:cNvPr id="0" name="image.jpg"/>
+                    <pic:cNvPicPr/>
+                  </pic:nvPicPr>
+                  <pic:blipFill>
+                    <a:blip r:embed="rId9"/>
+                    <a:stretch>
+                      <a:fillRect/>
+                    </a:stretch>
+                  </pic:blipFill>
+                  <pic:spPr>
+                    <a:xfrm>
+                      <a:off x="0" y="0"/>
+                      <a:ext cx="3931920" cy="3145536"/>
+                    </a:xfrm>
+                    <a:prstGeom prst="rect"/>
+                  </pic:spPr>
+                </pic:pic>
+              </a:graphicData>
+            </a:graphic>
+          </wp:inline>
+        </w:drawing>
+      </w:r>
+    </w:p>
+    <w:p>
+      <w:r>
+        <w:rPr>
+          <w:color w:val="6A6256"/>
+          <w:sz w:val="17"/>
+        </w:rPr>
+        <w:t>“The Senate as a Court of Impeachment for the Trial of President Andrew Johnson” — wood engraving, Harper's Weekly, 1868, public domain (Library of Congress).</w:t>
+      </w:r>
+    </w:p>
+    <w:p>
+      <w:pPr>
+        <w:spacing w:before="160"/>
+      </w:pPr>
+      <w:r>
+        <w:rPr>
+          <w:b/>
+          <w:color w:val="1C1714"/>
+          <w:sz w:val="23"/>
+        </w:rPr>
+        <w:t>SOURCE · THE SENATOR'S REASONING  —  Why some voted to acquit</w:t>
+      </w:r>
+    </w:p>
+    <w:p>
+      <w:pPr>
+        <w:ind w:left="432"/>
+      </w:pPr>
+      <w:r>
+        <w:rPr>
           <w:i/>
           <w:color w:val="1C1714"/>
           <w:sz w:val="22"/>
         </w:rPr>
-        <w:t>The bitter war between the president and Congress that ended one vote short of removing a president for the first time. 1868.</w:t>
+        <w:t>“I cannot agree to destroy the harmonious working of the Constitution for the sake of getting rid of an unacceptable President.”</w:t>
+        <w:br/>
+        <w:t>— Sen. Lyman Trumbull, 1868. Public domain</w:t>
       </w:r>
     </w:p>
     <w:p>
-      <w:pPr>
-        <w:spacing w:after="80"/>
-      </w:pPr>
       <w:r>
         <w:rPr>
-          <w:color w:val="1C1714"/>
-          <w:sz w:val="23"/>
+          <w:color w:val="6A6256"/>
+          <w:sz w:val="17"/>
         </w:rPr>
-        <w:t>What happens when the president and the Congress each believe the other is destroying the country?</w:t>
+        <w:t>— Sen. Lyman Trumbull, 1868. Public domain.</w:t>
+      </w:r>
+    </w:p>
+    <w:p/>
+    <w:p>
+      <w:r>
+        <w:rPr>
+          <w:b/>
+          <w:color w:val="B1442F"/>
+          <w:sz w:val="26"/>
+        </w:rPr>
+        <w:t>YOUR WORK</w:t>
       </w:r>
     </w:p>
     <w:p>
@@ -123,44 +268,65 @@
       <w:r>
         <w:rPr>
           <w:b/>
-          <w:color w:val="B1442F"/>
-          <w:sz w:val="28"/>
+          <w:color w:val="FFFFFF"/>
+          <w:sz w:val="20"/>
+          <w:shd w:val="clear" w:fill="B1442F"/>
         </w:rPr>
-        <w:t>President vs. Congress</w:t>
+        <w:t xml:space="preserve">  QUESTION 1  </w:t>
+      </w:r>
+      <w:r>
+        <w:rPr>
+          <w:b/>
+          <w:color w:val="6A6256"/>
+          <w:sz w:val="18"/>
+        </w:rPr>
+        <w:t xml:space="preserve">   STEP 1 · BUILD THE CHAIN</w:t>
       </w:r>
     </w:p>
     <w:p>
       <w:r>
         <w:rPr>
-          <w:b/>
-          <w:color w:val="6A6256"/>
-          <w:sz w:val="17"/>
+          <w:b w:val="0"/>
+          <w:color w:val="1C1714"/>
+          <w:sz w:val="23"/>
         </w:rPr>
-        <w:t>THE CLASH</w:t>
+        <w:t>Number these 1–5: (a) the Senate acquits Johnson by one vote · (b) Congress passes the Tenure of Office Act · (c) Johnson and Congress clash over Reconstruction · (d) the House impeaches Johnson · (e) Johnson fires Secretary Stanton.</w:t>
       </w:r>
     </w:p>
     <w:p>
       <w:pPr>
-        <w:spacing w:after="80"/>
+        <w:spacing w:after="120"/>
       </w:pPr>
       <w:r>
         <w:rPr>
-          <w:color w:val="1C1714"/>
-          <w:sz w:val="23"/>
+          <w:color w:val="9A9286"/>
+          <w:sz w:val="22"/>
         </w:rPr>
-        <w:t>President Andrew Johnson and the Radical Republicans in Congress were at war — not with armies, but over the future of Reconstruction. Johnson vetoed civil-rights bills and the Freedmen's Bureau; Congress overrode his vetoes and seized control of Reconstruction.</w:t>
+        <w:t>____________________________________________________________________________________________</w:t>
       </w:r>
     </w:p>
     <w:p>
       <w:pPr>
-        <w:spacing w:after="80"/>
+        <w:spacing w:after="120"/>
       </w:pPr>
       <w:r>
         <w:rPr>
-          <w:color w:val="1C1714"/>
-          <w:sz w:val="23"/>
+          <w:color w:val="9A9286"/>
+          <w:sz w:val="22"/>
         </w:rPr>
-        <w:t>To protect their allies in the government, Congress passed the Tenure of Office Act, which barred the president from firing certain officials without the Senate's approval.</w:t>
+        <w:t>____________________________________________________________________________________________</w:t>
+      </w:r>
+    </w:p>
+    <w:p>
+      <w:pPr>
+        <w:spacing w:after="120"/>
+      </w:pPr>
+      <w:r>
+        <w:rPr>
+          <w:color w:val="9A9286"/>
+          <w:sz w:val="22"/>
+        </w:rPr>
+        <w:t>____________________________________________________________________________________________</w:t>
       </w:r>
     </w:p>
     <w:p>
@@ -170,54 +336,77 @@
       <w:r>
         <w:rPr>
           <w:b/>
-          <w:color w:val="B1442F"/>
-          <w:sz w:val="28"/>
+          <w:color w:val="FFFFFF"/>
+          <w:sz w:val="20"/>
+          <w:shd w:val="clear" w:fill="B1442F"/>
         </w:rPr>
-        <w:t>Johnson Takes the Bait</w:t>
+        <w:t xml:space="preserve">  QUESTION 2  </w:t>
+      </w:r>
+      <w:r>
+        <w:rPr>
+          <w:b/>
+          <w:color w:val="6A6256"/>
+          <w:sz w:val="18"/>
+        </w:rPr>
+        <w:t xml:space="preserve">   STEP 2 · THE REAL CAUSE</w:t>
       </w:r>
     </w:p>
     <w:p>
       <w:r>
         <w:rPr>
-          <w:b/>
-          <w:color w:val="6A6256"/>
-          <w:sz w:val="17"/>
+          <w:b w:val="0"/>
+          <w:color w:val="1C1714"/>
+          <w:sz w:val="23"/>
         </w:rPr>
-        <w:t>THE TRIGGER</w:t>
+        <w:t>Firing Stanton was the legal trigger, but what was the deeper cause of the impeachment fight?</w:t>
       </w:r>
     </w:p>
     <w:p>
       <w:pPr>
-        <w:spacing w:after="80"/>
+        <w:spacing w:after="40"/>
+        <w:ind w:left="432"/>
       </w:pPr>
       <w:r>
         <w:rPr>
-          <w:color w:val="1C1714"/>
-          <w:sz w:val="23"/>
+          <w:sz w:val="22"/>
         </w:rPr>
-        <w:t>Johnson, defiant, fired Secretary of War Edwin Stanton — a Radical ally — in direct violation of the Tenure of Office Act. It was the opening his enemies had been waiting for.</w:t>
+        <w:t>☐  A.  a personal insult</w:t>
       </w:r>
     </w:p>
     <w:p>
       <w:pPr>
-        <w:spacing w:after="80"/>
+        <w:spacing w:after="40"/>
+        <w:ind w:left="432"/>
       </w:pPr>
       <w:r>
         <w:rPr>
-          <w:color w:val="1C1714"/>
-          <w:sz w:val="23"/>
+          <w:sz w:val="22"/>
         </w:rPr>
-        <w:t>The House of Representatives voted to impeach him — formally charging him with wrongdoing. Andrew Johnson became the first president in American history to be impeached.</w:t>
+        <w:t>☐  B.  a disagreement about taxes</w:t>
       </w:r>
     </w:p>
     <w:p>
+      <w:pPr>
+        <w:spacing w:after="40"/>
+        <w:ind w:left="432"/>
+      </w:pPr>
       <w:r>
         <w:rPr>
-          <w:i/>
-          <w:color w:val="6A6256"/>
-          <w:sz w:val="17"/>
+          <w:sz w:val="22"/>
         </w:rPr>
-        <w:t>The five military districts, 1867 — map, © ShadowDog Digital Studios (SDS Digital Collection).</w:t>
+        <w:t>☐  C.  who would control Reconstruction and whether freedpeople's rights would be protected</w:t>
+      </w:r>
+    </w:p>
+    <w:p>
+      <w:pPr>
+        <w:spacing w:after="40"/>
+        <w:ind w:left="432"/>
+      </w:pPr>
+      <w:r>
+        <w:rPr>
+          <w:sz w:val="22"/>
+        </w:rPr>
+        <w:t>☐  D.  a foreign war</w:t>
       </w:r>
     </w:p>
     <w:p>
@@ -227,40 +416,65 @@
       <w:r>
         <w:rPr>
           <w:b/>
-          <w:color w:val="B1442F"/>
-          <w:sz w:val="28"/>
+          <w:color w:val="FFFFFF"/>
+          <w:sz w:val="20"/>
+          <w:shd w:val="clear" w:fill="B1442F"/>
         </w:rPr>
-        <w:t>The Trial in the Senate</w:t>
+        <w:t xml:space="preserve">  QUESTION 3  </w:t>
+      </w:r>
+      <w:r>
+        <w:rPr>
+          <w:b/>
+          <w:color w:val="6A6256"/>
+          <w:sz w:val="18"/>
+        </w:rPr>
+        <w:t xml:space="preserve">   STEP 3 · WHY SOME ACQUITTED</w:t>
       </w:r>
     </w:p>
     <w:p>
       <w:r>
         <w:rPr>
-          <w:b/>
-          <w:color w:val="6A6256"/>
-          <w:sz w:val="17"/>
+          <w:b w:val="0"/>
+          <w:color w:val="1C1714"/>
+          <w:sz w:val="23"/>
         </w:rPr>
-        <w:t>HARPER'S WEEKLY, 1868</w:t>
+        <w:t>Seven Republicans voted to acquit even though they opposed Johnson. Using Trumbull's words, explain their reasoning. What were they afraid of?</w:t>
       </w:r>
     </w:p>
     <w:p>
+      <w:pPr>
+        <w:spacing w:after="120"/>
+      </w:pPr>
       <w:r>
         <w:rPr>
-          <w:i/>
-          <w:color w:val="1C1714"/>
+          <w:color w:val="9A9286"/>
           <w:sz w:val="22"/>
         </w:rPr>
-        <w:t>Under the Constitution, the Senate holds the trial. For weeks the nation watched as senators weighed whether to remove a sitting president for the first time ever.</w:t>
+        <w:t>____________________________________________________________________________________________</w:t>
       </w:r>
     </w:p>
     <w:p>
+      <w:pPr>
+        <w:spacing w:after="120"/>
+      </w:pPr>
       <w:r>
         <w:rPr>
-          <w:i/>
-          <w:color w:val="6A6256"/>
-          <w:sz w:val="17"/>
+          <w:color w:val="9A9286"/>
+          <w:sz w:val="22"/>
         </w:rPr>
-        <w:t>“The Senate as a Court of Impeachment for the Trial of President Andrew Johnson” — wood engraving, Harper's Weekly, 1868, public domain (Library of Congress).</w:t>
+        <w:t>____________________________________________________________________________________________</w:t>
+      </w:r>
+    </w:p>
+    <w:p>
+      <w:pPr>
+        <w:spacing w:after="120"/>
+      </w:pPr>
+      <w:r>
+        <w:rPr>
+          <w:color w:val="9A9286"/>
+          <w:sz w:val="22"/>
+        </w:rPr>
+        <w:t>____________________________________________________________________________________________</w:t>
       </w:r>
     </w:p>
     <w:p>
@@ -270,102 +484,91 @@
       <w:r>
         <w:rPr>
           <w:b/>
-          <w:color w:val="B1442F"/>
-          <w:sz w:val="28"/>
+          <w:color w:val="FFFFFF"/>
+          <w:sz w:val="20"/>
+          <w:shd w:val="clear" w:fill="B1442F"/>
         </w:rPr>
-        <w:t>Acquitted by a Single Vote</w:t>
+        <w:t xml:space="preserve">  QUESTION 4  </w:t>
+      </w:r>
+      <w:r>
+        <w:rPr>
+          <w:b/>
+          <w:color w:val="6A6256"/>
+          <w:sz w:val="18"/>
+        </w:rPr>
+        <w:t xml:space="preserve">   STEP 4 · THE EFFECTS</w:t>
       </w:r>
     </w:p>
     <w:p>
       <w:r>
         <w:rPr>
-          <w:b/>
-          <w:color w:val="6A6256"/>
-          <w:sz w:val="17"/>
+          <w:b w:val="0"/>
+          <w:color w:val="1C1714"/>
+          <w:sz w:val="23"/>
         </w:rPr>
-        <w:t>ONE VOTE</w:t>
+        <w:t>In three or four sentences, describe the effects of the acquittal — both for Johnson's remaining time in office and for the balance of power between presidents and Congress ever since.</w:t>
       </w:r>
     </w:p>
     <w:p>
       <w:pPr>
-        <w:spacing w:after="80"/>
+        <w:spacing w:after="120"/>
       </w:pPr>
       <w:r>
         <w:rPr>
-          <w:color w:val="1C1714"/>
-          <w:sz w:val="23"/>
+          <w:color w:val="9A9286"/>
+          <w:sz w:val="22"/>
         </w:rPr>
-        <w:t>Removing a president requires a two-thirds vote of the Senate. The vote fell one short. Seven Republicans broke with their party — fearing that removing a president over a political fight would dangerously weaken the presidency itself.</w:t>
+        <w:t>____________________________________________________________________________________________</w:t>
       </w:r>
     </w:p>
     <w:p>
       <w:pPr>
-        <w:spacing w:after="80"/>
+        <w:spacing w:after="120"/>
       </w:pPr>
       <w:r>
         <w:rPr>
-          <w:color w:val="1C1714"/>
-          <w:sz w:val="23"/>
+          <w:color w:val="9A9286"/>
+          <w:sz w:val="22"/>
         </w:rPr>
-        <w:t>Johnson stayed in office — but as a defeated, powerless president. Congress now ran Reconstruction, and Johnson would not be nominated for another term.</w:t>
-      </w:r>
-    </w:p>
-    <w:p>
-      <w:r>
-        <w:rPr>
-          <w:b/>
-          <w:color w:val="6A6256"/>
-          <w:sz w:val="17"/>
-        </w:rPr>
-        <w:t>A SENATOR EXPLAINING HIS VOTE TO ACQUIT</w:t>
+        <w:t>____________________________________________________________________________________________</w:t>
       </w:r>
     </w:p>
     <w:p>
       <w:pPr>
-        <w:spacing w:after="80"/>
+        <w:spacing w:after="120"/>
       </w:pPr>
       <w:r>
         <w:rPr>
-          <w:color w:val="1C1714"/>
-          <w:sz w:val="23"/>
+          <w:color w:val="9A9286"/>
+          <w:sz w:val="22"/>
         </w:rPr>
-        <w:t>I cannot agree to destroy the harmonious working of the Constitution for the sake of getting rid of an unacceptable President.</w:t>
+        <w:t>____________________________________________________________________________________________</w:t>
       </w:r>
     </w:p>
     <w:p>
       <w:pPr>
-        <w:spacing w:before="200"/>
+        <w:spacing w:after="120"/>
       </w:pPr>
       <w:r>
         <w:rPr>
-          <w:b/>
-          <w:color w:val="B1442F"/>
-          <w:sz w:val="28"/>
+          <w:color w:val="9A9286"/>
+          <w:sz w:val="22"/>
         </w:rPr>
-        <w:t>Trace Cause and Effect</w:t>
+        <w:t>____________________________________________________________________________________________</w:t>
       </w:r>
     </w:p>
     <w:p>
+      <w:pPr>
+        <w:spacing w:after="120"/>
+      </w:pPr>
       <w:r>
         <w:rPr>
-          <w:b/>
-          <w:color w:val="6A6256"/>
-          <w:sz w:val="17"/>
+          <w:color w:val="9A9286"/>
+          <w:sz w:val="22"/>
         </w:rPr>
-        <w:t>YOUR TURN</w:t>
+        <w:t>____________________________________________________________________________________________</w:t>
       </w:r>
     </w:p>
-    <w:p>
-      <w:r>
-        <w:rPr>
-          <w:i/>
-          <w:color w:val="1C1714"/>
-          <w:sz w:val="22"/>
-        </w:rPr>
-        <w:t>You'll follow the chain from political clash to impeachment to acquittal, and practice cause and effect — including the long-term effects of that one-vote margin.</w:t>
-      </w:r>
-    </w:p>
-    <w:p/>
     <w:p>
       <w:pPr>
         <w:jc w:val="center"/>
@@ -378,9 +581,160 @@
         <w:t>Promise &amp; Practice · ShadowDog Digital Studios · Unit 2</w:t>
       </w:r>
     </w:p>
+    <w:p>
+      <w:r>
+        <w:br w:type="page"/>
+      </w:r>
+    </w:p>
+    <w:tbl>
+      <w:tblPr>
+        <w:tblW w:type="auto" w:w="0"/>
+        <w:tblLayout w:type="autofit"/>
+        <w:tblLook w:firstColumn="1" w:firstRow="1" w:lastColumn="0" w:lastRow="0" w:noHBand="0" w:noVBand="1" w:val="04A0"/>
+      </w:tblPr>
+      <w:tblGrid>
+        <w:gridCol w:w="10224"/>
+      </w:tblGrid>
+      <w:tr>
+        <w:tc>
+          <w:tcPr>
+            <w:tcW w:type="dxa" w:w="10224"/>
+            <w:shd w:val="clear" w:fill="2c2219"/>
+          </w:tcPr>
+          <w:p>
+            <w:r>
+              <w:rPr>
+                <w:b/>
+                <w:color w:val="F0A184"/>
+                <w:sz w:val="28"/>
+              </w:rPr>
+              <w:t>TEACHER ANSWER KEY  —  The Impeachment of Johnson — A House Divided</w:t>
+            </w:r>
+          </w:p>
+        </w:tc>
+      </w:tr>
+    </w:tbl>
+    <w:p/>
+    <w:p>
+      <w:r>
+        <w:rPr>
+          <w:b/>
+          <w:color w:val="B1442F"/>
+          <w:sz w:val="22"/>
+        </w:rPr>
+        <w:t xml:space="preserve">QUESTION 1:  </w:t>
+      </w:r>
+      <w:r>
+        <w:rPr>
+          <w:sz w:val="22"/>
+        </w:rPr>
+        <w:t>Open response.</w:t>
+      </w:r>
+    </w:p>
+    <w:p>
+      <w:pPr>
+        <w:ind w:left="432"/>
+      </w:pPr>
+      <w:r>
+        <w:rPr>
+          <w:i/>
+          <w:color w:val="6A6256"/>
+          <w:sz w:val="21"/>
+        </w:rPr>
+        <w:t>Look for a response along the lines of: “1 = ___  2 = ___  3 = ___  4 = ___  5 = ___”</w:t>
+      </w:r>
+    </w:p>
+    <w:p>
+      <w:r>
+        <w:rPr>
+          <w:b/>
+          <w:color w:val="B1442F"/>
+          <w:sz w:val="22"/>
+        </w:rPr>
+        <w:t xml:space="preserve">QUESTION 2:  </w:t>
+      </w:r>
+      <w:r>
+        <w:rPr>
+          <w:b/>
+          <w:sz w:val="22"/>
+        </w:rPr>
+        <w:t>Correct — C. who would control Reconstruction and whether freedpeople's rights would be protected</w:t>
+      </w:r>
+    </w:p>
+    <w:p>
+      <w:pPr>
+        <w:ind w:left="432"/>
+      </w:pPr>
+      <w:r>
+        <w:rPr>
+          <w:i/>
+          <w:color w:val="6A6256"/>
+          <w:sz w:val="21"/>
+        </w:rPr>
+        <w:t>Right. The firing was the excuse; the real battle was over who would control Reconstruction and whether freedpeople's rights would be protected.</w:t>
+      </w:r>
+    </w:p>
+    <w:p>
+      <w:r>
+        <w:rPr>
+          <w:b/>
+          <w:color w:val="B1442F"/>
+          <w:sz w:val="22"/>
+        </w:rPr>
+        <w:t xml:space="preserve">QUESTION 3:  </w:t>
+      </w:r>
+      <w:r>
+        <w:rPr>
+          <w:sz w:val="22"/>
+        </w:rPr>
+        <w:t>Open response.</w:t>
+      </w:r>
+    </w:p>
+    <w:p>
+      <w:pPr>
+        <w:ind w:left="432"/>
+      </w:pPr>
+      <w:r>
+        <w:rPr>
+          <w:i/>
+          <w:color w:val="6A6256"/>
+          <w:sz w:val="21"/>
+        </w:rPr>
+        <w:t>Look for a response along the lines of: “They acquitted because they feared…”</w:t>
+      </w:r>
+    </w:p>
+    <w:p>
+      <w:r>
+        <w:rPr>
+          <w:b/>
+          <w:color w:val="B1442F"/>
+          <w:sz w:val="22"/>
+        </w:rPr>
+        <w:t xml:space="preserve">QUESTION 4:  </w:t>
+      </w:r>
+      <w:r>
+        <w:rPr>
+          <w:sz w:val="22"/>
+        </w:rPr>
+        <w:t>Open response.</w:t>
+      </w:r>
+    </w:p>
+    <w:p>
+      <w:pPr>
+        <w:ind w:left="432"/>
+      </w:pPr>
+      <w:r>
+        <w:rPr>
+          <w:i/>
+          <w:color w:val="6A6256"/>
+          <w:sz w:val="21"/>
+        </w:rPr>
+        <w:t>Look for a response along the lines of: “In the short term…; in the long term…”</w:t>
+      </w:r>
+    </w:p>
     <w:sectPr>
       <w:pgSz w:w="12240" w:h="15840"/>
-      <w:pgMar w:top="1152" w:right="1152" w:bottom="1152" w:left="1152" w:header="720" w:footer="720" w:gutter="0"/>
+      <w:pgMar w:top="1008" w:right="1008" w:bottom="1008" w:left="1008" w:header="720" w:footer="720" w:gutter="0"/>
       <w:cols w:space="720"/>
       <w:docGrid w:linePitch="360"/>
     </w:sectPr>
